--- a/Literature_Reading_and_Scientific_Paper_Writing/experiment3/3阅读体会.docx
+++ b/Literature_Reading_and_Scientific_Paper_Writing/experiment3/3阅读体会.docx
@@ -106,7 +106,7 @@
             <v:imagedata r:id="rId8" o:title=""/>
             <w10:wrap type="topAndBottom" side="left"/>
           </v:shape>
-          <o:OLEObject Type="Embed" ProgID="Word.Picture.8" ShapeID="_x0000_s2050" DrawAspect="Content" ObjectID="_1776586495" r:id="rId9"/>
+          <o:OLEObject Type="Embed" ProgID="Word.Picture.8" ShapeID="_x0000_s2050" DrawAspect="Content" ObjectID="_1776639305" r:id="rId9"/>
         </w:object>
       </w:r>
     </w:p>
@@ -1172,9 +1172,6 @@
       <w:pPr>
         <w:pStyle w:val="a0"/>
         <w:ind w:firstLine="360"/>
-        <w:rPr>
-          <w:rFonts w:hint="eastAsia"/>
-        </w:rPr>
       </w:pPr>
       <w:r>
         <w:rPr>
@@ -1270,19 +1267,7 @@
         <w:rPr>
           <w:rFonts w:hint="eastAsia"/>
         </w:rPr>
-        <w:t>自适应控制能够有效补偿模型中未建模的不确定性。</w:t>
-      </w:r>
-      <w:r>
-        <w:rPr>
-          <w:rFonts w:hint="eastAsia"/>
-        </w:rPr>
-        <w:t>文章后面</w:t>
-      </w:r>
-      <w:r>
-        <w:rPr>
-          <w:rFonts w:hint="eastAsia"/>
-        </w:rPr>
-        <w:t>介绍了一种利用车辆到云（</w:t>
+        <w:t>自适应控制能够有效补偿模型中未建模的不确定性。文章后面介绍了一种利用车辆到云（</w:t>
       </w:r>
       <w:r>
         <w:rPr>
@@ -1433,9 +1418,6 @@
       <w:pPr>
         <w:pStyle w:val="a0"/>
         <w:ind w:firstLine="360"/>
-        <w:rPr>
-          <w:rFonts w:hint="eastAsia"/>
-        </w:rPr>
       </w:pPr>
       <w:r>
         <w:rPr>
@@ -1466,9 +1448,6 @@
       <w:pPr>
         <w:pStyle w:val="a0"/>
         <w:ind w:firstLine="360"/>
-        <w:rPr>
-          <w:rFonts w:hint="eastAsia"/>
-        </w:rPr>
       </w:pPr>
       <w:r>
         <w:rPr>
@@ -1481,9 +1460,6 @@
       <w:pPr>
         <w:pStyle w:val="a0"/>
         <w:ind w:firstLine="360"/>
-        <w:rPr>
-          <w:rFonts w:hint="eastAsia"/>
-        </w:rPr>
       </w:pPr>
       <w:r>
         <w:rPr>
@@ -1514,9 +1490,6 @@
       <w:pPr>
         <w:pStyle w:val="a0"/>
         <w:ind w:firstLine="360"/>
-        <w:rPr>
-          <w:rFonts w:hint="eastAsia"/>
-        </w:rPr>
       </w:pPr>
       <w:r>
         <w:rPr>
@@ -1529,9 +1502,6 @@
       <w:pPr>
         <w:pStyle w:val="a0"/>
         <w:ind w:firstLine="360"/>
-        <w:rPr>
-          <w:rFonts w:hint="eastAsia"/>
-        </w:rPr>
       </w:pPr>
       <w:r>
         <w:rPr>
@@ -1562,9 +1532,6 @@
       <w:pPr>
         <w:pStyle w:val="a0"/>
         <w:ind w:firstLine="360"/>
-        <w:rPr>
-          <w:rFonts w:hint="eastAsia"/>
-        </w:rPr>
       </w:pPr>
       <w:r>
         <w:rPr>
@@ -1577,9 +1544,6 @@
       <w:pPr>
         <w:pStyle w:val="a0"/>
         <w:ind w:firstLine="360"/>
-        <w:rPr>
-          <w:rFonts w:hint="eastAsia"/>
-        </w:rPr>
       </w:pPr>
       <w:r>
         <w:rPr>
@@ -1610,21 +1574,12 @@
       <w:pPr>
         <w:pStyle w:val="a0"/>
         <w:ind w:firstLine="360"/>
-        <w:rPr>
-          <w:rFonts w:hint="eastAsia"/>
-        </w:rPr>
-      </w:pPr>
-      <w:r>
-        <w:rPr>
-          <w:rFonts w:hint="eastAsia"/>
-        </w:rPr>
-        <w:t>文章的这一部分</w:t>
-      </w:r>
-      <w:r>
-        <w:rPr>
-          <w:rFonts w:hint="eastAsia"/>
-        </w:rPr>
-        <w:t>详细介绍了研究使用的技术和方法，包括模型预测控制（</w:t>
+      </w:pPr>
+      <w:r>
+        <w:rPr>
+          <w:rFonts w:hint="eastAsia"/>
+        </w:rPr>
+        <w:t>文章的这一部分详细介绍了研究使用的技术和方法，包括模型预测控制（</w:t>
       </w:r>
       <w:r>
         <w:rPr>
@@ -1654,13 +1609,7 @@
         <w:rPr>
           <w:rFonts w:hint="eastAsia"/>
         </w:rPr>
-        <w:t>,</w:t>
-      </w:r>
-      <w:r>
-        <w:rPr>
-          <w:rFonts w:hint="eastAsia"/>
-        </w:rPr>
-        <w:t>FRRF</w:t>
+        <w:t>,FRRF</w:t>
       </w:r>
       <w:r>
         <w:rPr>
@@ -1685,9 +1634,6 @@
       <w:pPr>
         <w:pStyle w:val="a0"/>
         <w:ind w:firstLine="360"/>
-        <w:rPr>
-          <w:rFonts w:hint="eastAsia"/>
-        </w:rPr>
       </w:pPr>
       <w:r>
         <w:rPr>
@@ -1718,9 +1664,6 @@
       <w:pPr>
         <w:pStyle w:val="a0"/>
         <w:ind w:firstLine="360"/>
-        <w:rPr>
-          <w:rFonts w:hint="eastAsia"/>
-        </w:rPr>
       </w:pPr>
       <w:r>
         <w:rPr>
@@ -1932,9 +1875,6 @@
     <w:p>
       <w:pPr>
         <w:ind w:firstLine="360"/>
-        <w:rPr>
-          <w:rFonts w:hint="eastAsia"/>
-        </w:rPr>
       </w:pPr>
       <w:r>
         <w:rPr>
@@ -2038,11 +1978,12 @@
         <w:pStyle w:val="1"/>
         <w:numPr>
           <w:ilvl w:val="0"/>
-          <w:numId w:val="18"/>
+          <w:numId w:val="0"/>
         </w:numPr>
         <w:tabs>
           <w:tab w:val="left" w:pos="360"/>
         </w:tabs>
+        <w:ind w:left="360"/>
         <w:rPr>
           <w:sz w:val="28"/>
           <w:szCs w:val="28"/>
@@ -2061,9 +2002,6 @@
       <w:pPr>
         <w:pStyle w:val="a0"/>
         <w:ind w:firstLine="360"/>
-        <w:rPr>
-          <w:rFonts w:hint="eastAsia"/>
-        </w:rPr>
       </w:pPr>
       <w:r>
         <w:rPr>
@@ -2229,9 +2167,6 @@
     <w:p>
       <w:pPr>
         <w:ind w:firstLine="360"/>
-        <w:rPr>
-          <w:rFonts w:hint="eastAsia"/>
-        </w:rPr>
       </w:pPr>
       <w:r>
         <w:rPr>
@@ -2262,6 +2197,309 @@
           <w:rFonts w:hint="eastAsia"/>
         </w:rPr>
         <w:t>文章不仅关注理论分析，还强调了研究成果的实际应用，探讨了将理论应用于实际奖励设计中可能面临的挑战和解决策略，展示了研究的应用前景。</w:t>
+      </w:r>
+    </w:p>
+    <w:p>
+      <w:pPr>
+        <w:pStyle w:val="1"/>
+        <w:numPr>
+          <w:ilvl w:val="0"/>
+          <w:numId w:val="0"/>
+        </w:numPr>
+        <w:ind w:firstLineChars="50" w:firstLine="105"/>
+      </w:pPr>
+      <w:r>
+        <w:rPr>
+          <w:rFonts w:hint="eastAsia"/>
+        </w:rPr>
+        <w:t>第四篇论文</w:t>
+      </w:r>
+    </w:p>
+    <w:p>
+      <w:pPr>
+        <w:pStyle w:val="a0"/>
+        <w:ind w:firstLine="360"/>
+      </w:pPr>
+      <w:r>
+        <w:rPr>
+          <w:rFonts w:hint="eastAsia"/>
+        </w:rPr>
+        <w:t>[4]</w:t>
+      </w:r>
+      <w:r>
+        <w:t xml:space="preserve"> </w:t>
+      </w:r>
+      <w:r>
+        <w:t xml:space="preserve">T. </w:t>
+      </w:r>
+      <w:proofErr w:type="spellStart"/>
+      <w:r>
+        <w:t>Okuyama</w:t>
+      </w:r>
+      <w:proofErr w:type="spellEnd"/>
+      <w:r>
+        <w:t xml:space="preserve">, T. Gonsalves and J. </w:t>
+      </w:r>
+      <w:proofErr w:type="spellStart"/>
+      <w:r>
+        <w:t>Upadhay</w:t>
+      </w:r>
+      <w:proofErr w:type="spellEnd"/>
+      <w:r>
+        <w:t xml:space="preserve">, "Autonomous Driving System based on Deep Q </w:t>
+      </w:r>
+      <w:proofErr w:type="spellStart"/>
+      <w:r>
+        <w:t>Learnig</w:t>
+      </w:r>
+      <w:proofErr w:type="spellEnd"/>
+      <w:r>
+        <w:t>," 2018 International Conference on Intelligent Autonomous Systems (</w:t>
+      </w:r>
+      <w:proofErr w:type="spellStart"/>
+      <w:r>
+        <w:t>ICoIAS</w:t>
+      </w:r>
+      <w:proofErr w:type="spellEnd"/>
+      <w:r>
+        <w:t xml:space="preserve">), Singapore, 2018, pp. 201-205, </w:t>
+      </w:r>
+      <w:proofErr w:type="spellStart"/>
+      <w:r>
+        <w:t>doi</w:t>
+      </w:r>
+      <w:proofErr w:type="spellEnd"/>
+      <w:r>
+        <w:t>: 10.1109/ICoIAS.2018.8494053.</w:t>
+      </w:r>
+    </w:p>
+    <w:p>
+      <w:pPr>
+        <w:pStyle w:val="a0"/>
+        <w:ind w:firstLine="360"/>
+      </w:pPr>
+      <w:r>
+        <w:rPr>
+          <w:rFonts w:hint="eastAsia"/>
+        </w:rPr>
+        <w:t>本文介绍了一项关于自动驾驶系统的模拟实验研究，该系统基于深度</w:t>
+      </w:r>
+      <w:r>
+        <w:rPr>
+          <w:rFonts w:hint="eastAsia"/>
+        </w:rPr>
+        <w:t>Q</w:t>
+      </w:r>
+      <w:r>
+        <w:rPr>
+          <w:rFonts w:hint="eastAsia"/>
+        </w:rPr>
+        <w:t>学习（</w:t>
+      </w:r>
+      <w:r>
+        <w:rPr>
+          <w:rFonts w:hint="eastAsia"/>
+        </w:rPr>
+        <w:t>Deep Q Network, DQN</w:t>
+      </w:r>
+      <w:r>
+        <w:rPr>
+          <w:rFonts w:hint="eastAsia"/>
+        </w:rPr>
+        <w:t>），以实现在只包含车道标记和静态障碍物的简化环境中的自动驾驶。研究利用单摄像机视觉，通过</w:t>
+      </w:r>
+      <w:r>
+        <w:rPr>
+          <w:rFonts w:hint="eastAsia"/>
+        </w:rPr>
+        <w:t>DQN</w:t>
+      </w:r>
+      <w:r>
+        <w:rPr>
+          <w:rFonts w:hint="eastAsia"/>
+        </w:rPr>
+        <w:t>对来自汽车前置摄像头的街道图像进行处理，计算出与可选驾驶操作（如不同角度的转向）相对应的</w:t>
+      </w:r>
+      <w:r>
+        <w:rPr>
+          <w:rFonts w:hint="eastAsia"/>
+        </w:rPr>
+        <w:t>Q</w:t>
+      </w:r>
+      <w:r>
+        <w:rPr>
+          <w:rFonts w:hint="eastAsia"/>
+        </w:rPr>
+        <w:t>值（奖励）。模拟结果显示，系统能够通过观察车道并绕过障碍物，高效地学习驾驶。</w:t>
+      </w:r>
+    </w:p>
+    <w:p>
+      <w:pPr>
+        <w:pStyle w:val="a0"/>
+        <w:ind w:firstLine="360"/>
+      </w:pPr>
+      <w:r>
+        <w:rPr>
+          <w:rFonts w:hint="eastAsia"/>
+        </w:rPr>
+        <w:t>本文的结构清晰，逻辑性强，循序渐进地介绍了研究的背景、理论基础、实验设计以及实验结果。引言部分充分阐述了自动驾驶技术研究的重要性和当前的研究热点，为研究目的提供了充分的背景支持。理论基础部分详细介绍了深度</w:t>
+      </w:r>
+      <w:r>
+        <w:rPr>
+          <w:rFonts w:hint="eastAsia"/>
+        </w:rPr>
+        <w:t>Q</w:t>
+      </w:r>
+      <w:r>
+        <w:rPr>
+          <w:rFonts w:hint="eastAsia"/>
+        </w:rPr>
+        <w:t>学习的原理和机制，对于非专业读者来说可能略显复杂，作者可以考虑增加一些图示或流程图来帮助理解。实验设计和结果部分详实地记录了模拟实验的设置、过程及成果，展示了</w:t>
+      </w:r>
+      <w:r>
+        <w:rPr>
+          <w:rFonts w:hint="eastAsia"/>
+        </w:rPr>
+        <w:t>DQN</w:t>
+      </w:r>
+      <w:r>
+        <w:rPr>
+          <w:rFonts w:hint="eastAsia"/>
+        </w:rPr>
+        <w:t>在处理实际驾驶场景中的有效性和潜力。</w:t>
+      </w:r>
+    </w:p>
+    <w:p>
+      <w:pPr>
+        <w:pStyle w:val="1"/>
+        <w:numPr>
+          <w:ilvl w:val="0"/>
+          <w:numId w:val="0"/>
+        </w:numPr>
+      </w:pPr>
+      <w:r>
+        <w:rPr>
+          <w:rFonts w:hint="eastAsia"/>
+        </w:rPr>
+        <w:t>第五篇论文</w:t>
+      </w:r>
+    </w:p>
+    <w:p>
+      <w:pPr>
+        <w:pStyle w:val="a0"/>
+        <w:ind w:firstLine="360"/>
+      </w:pPr>
+      <w:r>
+        <w:rPr>
+          <w:rFonts w:hint="eastAsia"/>
+        </w:rPr>
+        <w:t>[5]</w:t>
+      </w:r>
+      <w:r>
+        <w:t xml:space="preserve"> </w:t>
+      </w:r>
+      <w:r>
+        <w:t xml:space="preserve">M. </w:t>
+      </w:r>
+      <w:proofErr w:type="spellStart"/>
+      <w:r>
+        <w:t>Tlig</w:t>
+      </w:r>
+      <w:proofErr w:type="spellEnd"/>
+      <w:r>
+        <w:t xml:space="preserve"> et al., "Autonomous Driving System : Model Based Safety Analysis," 2018 48th Annual IEEE/IFIP International Conference on Dependable Systems and Networks Workshops (DSN-W), Luxembourg, Luxembourg, 2018, pp. 2-5, </w:t>
+      </w:r>
+      <w:proofErr w:type="spellStart"/>
+      <w:r>
+        <w:t>doi</w:t>
+      </w:r>
+      <w:proofErr w:type="spellEnd"/>
+      <w:r>
+        <w:t>: 10.1109/DSN-W.2018.00012.</w:t>
+      </w:r>
+    </w:p>
+    <w:p>
+      <w:pPr>
+        <w:ind w:firstLine="360"/>
+        <w:rPr>
+          <w:rFonts w:hint="eastAsia"/>
+        </w:rPr>
+      </w:pPr>
+      <w:r>
+        <w:rPr>
+          <w:rFonts w:hint="eastAsia"/>
+        </w:rPr>
+        <w:t>本文针对自动驾驶系统（</w:t>
+      </w:r>
+      <w:r>
+        <w:rPr>
+          <w:rFonts w:hint="eastAsia"/>
+        </w:rPr>
+        <w:t>ADS</w:t>
+      </w:r>
+      <w:r>
+        <w:rPr>
+          <w:rFonts w:hint="eastAsia"/>
+        </w:rPr>
+        <w:t>）的功能安全性，采用基于模型的安全性分析（</w:t>
+      </w:r>
+      <w:r>
+        <w:rPr>
+          <w:rFonts w:hint="eastAsia"/>
+        </w:rPr>
+        <w:t>MBSA</w:t>
+      </w:r>
+      <w:r>
+        <w:rPr>
+          <w:rFonts w:hint="eastAsia"/>
+        </w:rPr>
+        <w:t>）方法进行研究。通过使用模块化数值仿真平台，将</w:t>
+      </w:r>
+      <w:r>
+        <w:rPr>
+          <w:rFonts w:hint="eastAsia"/>
+        </w:rPr>
+        <w:t>MBSA</w:t>
+      </w:r>
+      <w:r>
+        <w:rPr>
+          <w:rFonts w:hint="eastAsia"/>
+        </w:rPr>
+        <w:t>应用于高级驾驶辅助系统（</w:t>
+      </w:r>
+      <w:r>
+        <w:rPr>
+          <w:rFonts w:hint="eastAsia"/>
+        </w:rPr>
+        <w:t>ADAS</w:t>
+      </w:r>
+      <w:r>
+        <w:rPr>
+          <w:rFonts w:hint="eastAsia"/>
+        </w:rPr>
+        <w:t>），描述了每个阶段的不同活动并定义了相应的目标。实验模拟结果展示了这种方法的优势，例如能够生成和验证可能的关键场景，从而提高自动驾驶功能的安全性。研究表明，该方法能有效地识别和模拟自动驾驶中的潜在风险，为自动驾驶车辆的设计和验证阶段提供了有效的安全性考量工具。</w:t>
+      </w:r>
+    </w:p>
+    <w:p>
+      <w:pPr>
+        <w:pStyle w:val="a0"/>
+        <w:ind w:firstLine="360"/>
+        <w:rPr>
+          <w:rFonts w:hint="eastAsia"/>
+        </w:rPr>
+      </w:pPr>
+      <w:r>
+        <w:rPr>
+          <w:rFonts w:hint="eastAsia"/>
+        </w:rPr>
+        <w:t>该论文具有明确的结构和逻辑性，分为引言、背景、模型设计、结果和结论等部分，每部分都有明确的目的和内容。在写作上，论文能够清楚地阐述研究的动机和目标，使用专业术语来详细描述实验方法和结果，这对专业读者来说是具有很高</w:t>
+      </w:r>
+      <w:r>
+        <w:rPr>
+          <w:rFonts w:hint="eastAsia"/>
+        </w:rPr>
+        <w:lastRenderedPageBreak/>
+        <w:t>的信息价值的。</w:t>
       </w:r>
     </w:p>
     <w:sectPr>
@@ -4241,7 +4479,7 @@
       <w:outlineLvl w:val="0"/>
     </w:pPr>
     <w:rPr>
-      <w:rFonts w:eastAsia="SimHei"/>
+      <w:rFonts w:eastAsia="黑体"/>
       <w:kern w:val="0"/>
       <w:sz w:val="21"/>
     </w:rPr>
@@ -4272,7 +4510,7 @@
       <w:outlineLvl w:val="1"/>
     </w:pPr>
     <w:rPr>
-      <w:rFonts w:eastAsia="SimHei"/>
+      <w:rFonts w:eastAsia="黑体"/>
       <w:kern w:val="0"/>
     </w:rPr>
   </w:style>
@@ -4315,7 +4553,7 @@
       <w:outlineLvl w:val="3"/>
     </w:pPr>
     <w:rPr>
-      <w:rFonts w:ascii="Arial" w:eastAsia="SimHei" w:hAnsi="Arial"/>
+      <w:rFonts w:ascii="Arial" w:eastAsia="黑体" w:hAnsi="Arial"/>
     </w:rPr>
   </w:style>
   <w:style w:type="paragraph" w:styleId="5">
@@ -4395,7 +4633,7 @@
       <w:outlineLvl w:val="7"/>
     </w:pPr>
     <w:rPr>
-      <w:rFonts w:ascii="Arial" w:eastAsia="SimHei" w:hAnsi="Arial"/>
+      <w:rFonts w:ascii="Arial" w:eastAsia="黑体" w:hAnsi="Arial"/>
       <w:sz w:val="24"/>
     </w:rPr>
   </w:style>
@@ -4416,7 +4654,7 @@
       <w:outlineLvl w:val="8"/>
     </w:pPr>
     <w:rPr>
-      <w:rFonts w:ascii="Arial" w:eastAsia="SimHei" w:hAnsi="Arial"/>
+      <w:rFonts w:ascii="Arial" w:eastAsia="黑体" w:hAnsi="Arial"/>
     </w:rPr>
   </w:style>
   <w:style w:type="character" w:default="1" w:styleId="a1">
@@ -4547,7 +4785,7 @@
   <w:style w:type="character" w:customStyle="1" w:styleId="CharChar10">
     <w:name w:val="Char Char10"/>
     <w:rPr>
-      <w:rFonts w:eastAsia="SimHei"/>
+      <w:rFonts w:eastAsia="黑体"/>
       <w:kern w:val="1"/>
       <w:sz w:val="36"/>
       <w:lang w:val="en-US" w:eastAsia="ar-SA" w:bidi="ar-SA"/>
@@ -4618,7 +4856,7 @@
       <w:spacing w:before="152" w:after="160"/>
     </w:pPr>
     <w:rPr>
-      <w:rFonts w:ascii="Arial" w:eastAsia="SimHei" w:hAnsi="Arial"/>
+      <w:rFonts w:ascii="Arial" w:eastAsia="黑体" w:hAnsi="Arial"/>
     </w:rPr>
   </w:style>
   <w:style w:type="paragraph" w:customStyle="1" w:styleId="aa">
@@ -4639,7 +4877,7 @@
       <w:outlineLvl w:val="0"/>
     </w:pPr>
     <w:rPr>
-      <w:rFonts w:eastAsia="SimHei"/>
+      <w:rFonts w:eastAsia="黑体"/>
       <w:sz w:val="36"/>
     </w:rPr>
   </w:style>
@@ -4728,7 +4966,7 @@
       <w:spacing w:before="240" w:after="100"/>
     </w:pPr>
     <w:rPr>
-      <w:rFonts w:eastAsia="SimHei"/>
+      <w:rFonts w:eastAsia="黑体"/>
       <w:b/>
       <w:sz w:val="24"/>
     </w:rPr>
@@ -4937,7 +5175,7 @@
       <w:outlineLvl w:val="0"/>
     </w:pPr>
     <w:rPr>
-      <w:rFonts w:eastAsia="SimHei"/>
+      <w:rFonts w:eastAsia="黑体"/>
       <w:b/>
       <w:sz w:val="24"/>
     </w:rPr>
@@ -4955,7 +5193,7 @@
       <w:ind w:left="0" w:firstLineChars="0" w:firstLine="0"/>
     </w:pPr>
     <w:rPr>
-      <w:rFonts w:eastAsia="SimHei"/>
+      <w:rFonts w:eastAsia="黑体"/>
     </w:rPr>
   </w:style>
   <w:style w:type="paragraph" w:customStyle="1" w:styleId="af6">
@@ -5048,7 +5286,7 @@
     <w:link w:val="2"/>
     <w:rsid w:val="00062B2C"/>
     <w:rPr>
-      <w:rFonts w:eastAsia="SimHei"/>
+      <w:rFonts w:eastAsia="黑体"/>
       <w:sz w:val="18"/>
       <w:lang w:val="en-US" w:eastAsia="zh-CN" w:bidi="ar-SA"/>
     </w:rPr>
@@ -5084,7 +5322,7 @@
       <w:outlineLvl w:val="0"/>
     </w:pPr>
     <w:rPr>
-      <w:rFonts w:eastAsia="SimHei"/>
+      <w:rFonts w:eastAsia="黑体"/>
       <w:b/>
     </w:rPr>
   </w:style>
@@ -5153,7 +5391,7 @@
     <w:next w:val="a0"/>
     <w:rsid w:val="00C25888"/>
     <w:rPr>
-      <w:rFonts w:eastAsia="SimHei"/>
+      <w:rFonts w:eastAsia="黑体"/>
     </w:rPr>
   </w:style>
   <w:style w:type="character" w:styleId="afb">
